--- a/report_agent/output/risk_assessment_form/2026-07-31/위험성평가표_2026_07_31.docx
+++ b/report_agent/output/risk_assessment_form/2026-07-31/위험성평가표_2026_07_31.docx
@@ -2657,7 +2657,7 @@
                 <w:sz w:val="12"/>
                 <w:szCs w:val="12"/>
               </w:rPr>
-              <w:t>산업안전</w:t>
+              <w:t>시설안전</w:t>
             </w:r>
           </w:p>
         </w:tc>
@@ -2741,7 +2741,7 @@
                 <w:sz w:val="12"/>
                 <w:szCs w:val="12"/>
               </w:rPr>
-              <w:t>충돌 위험</w:t>
+              <w:t>적재물</w:t>
             </w:r>
           </w:p>
         </w:tc>
@@ -2787,7 +2787,7 @@
                 <w:sz w:val="12"/>
                 <w:szCs w:val="12"/>
               </w:rPr>
-              <w:t>C동 하역장</w:t>
+              <w:t>A동 복도</w:t>
             </w:r>
           </w:p>
         </w:tc>
@@ -2833,7 +2833,7 @@
                 <w:sz w:val="12"/>
                 <w:szCs w:val="12"/>
               </w:rPr>
-              <w:t>2026-07-31 11:45:52</w:t>
+              <w:t>2026-07-29 03:43:54</w:t>
             </w:r>
           </w:p>
         </w:tc>
@@ -2879,7 +2879,6 @@
                 <w:sz w:val="12"/>
                 <w:szCs w:val="12"/>
               </w:rPr>
-              <w:t>작업자10</w:t>
             </w:r>
           </w:p>
         </w:tc>
@@ -2925,7 +2924,7 @@
                 <w:sz w:val="12"/>
                 <w:szCs w:val="12"/>
               </w:rPr>
-              <w:t>[매일] 정기 점검 자동 생성 건으로 확인했다.</w:t>
+              <w:t>조치가 필요하다.</w:t>
             </w:r>
           </w:p>
         </w:tc>
@@ -3012,6 +3011,7 @@
                 <w:sz w:val="12"/>
                 <w:szCs w:val="12"/>
               </w:rPr>
+              <w:t>비상구 및 대피로 장애물 점검</w:t>
             </w:r>
           </w:p>
         </w:tc>
@@ -3053,6 +3053,7 @@
                 <w:sz w:val="12"/>
                 <w:szCs w:val="12"/>
               </w:rPr>
+              <w:t>A동 복도</w:t>
             </w:r>
           </w:p>
         </w:tc>
@@ -3098,6 +3099,7 @@
                 <w:sz w:val="12"/>
                 <w:szCs w:val="12"/>
               </w:rPr>
+              <w:t>2026-07-31 10:17:09</w:t>
             </w:r>
           </w:p>
         </w:tc>
@@ -3180,6 +3182,7 @@
                 <w:sz w:val="12"/>
                 <w:szCs w:val="12"/>
               </w:rPr>
+              <w:t>조치를 완료했다.</w:t>
             </w:r>
           </w:p>
         </w:tc>
@@ -3221,6 +3224,7 @@
                 <w:sz w:val="12"/>
                 <w:szCs w:val="12"/>
               </w:rPr>
+              <w:t>/static/uploads/board_1785227802.jpg</w:t>
             </w:r>
           </w:p>
         </w:tc>
@@ -3262,6 +3266,7 @@
                 <w:sz w:val="12"/>
                 <w:szCs w:val="12"/>
               </w:rPr>
+              <w:t>판교관리자</w:t>
             </w:r>
           </w:p>
         </w:tc>
@@ -3303,6 +3308,7 @@
                 <w:sz w:val="12"/>
                 <w:szCs w:val="12"/>
               </w:rPr>
+              <w:t>점검이력</w:t>
             </w:r>
           </w:p>
         </w:tc>
@@ -3914,7 +3920,7 @@
                 <w:sz w:val="12"/>
                 <w:szCs w:val="12"/>
               </w:rPr>
-              <w:t>시설안전</w:t>
+              <w:t>산업안전</w:t>
             </w:r>
           </w:p>
         </w:tc>
@@ -3998,7 +4004,7 @@
                 <w:sz w:val="12"/>
                 <w:szCs w:val="12"/>
               </w:rPr>
-              <w:t>적재물</w:t>
+              <w:t>충돌</w:t>
             </w:r>
           </w:p>
         </w:tc>
@@ -4044,7 +4050,7 @@
                 <w:sz w:val="12"/>
                 <w:szCs w:val="12"/>
               </w:rPr>
-              <w:t>A동 복도</w:t>
+              <w:t>C동 하역장</w:t>
             </w:r>
           </w:p>
         </w:tc>
@@ -4090,7 +4096,7 @@
                 <w:sz w:val="12"/>
                 <w:szCs w:val="12"/>
               </w:rPr>
-              <w:t>2026-07-29 03:43:54</w:t>
+              <w:t>2026-07-31 11:45:52</w:t>
             </w:r>
           </w:p>
         </w:tc>
@@ -4182,7 +4188,7 @@
                 <w:sz w:val="12"/>
                 <w:szCs w:val="12"/>
               </w:rPr>
-              <w:t>조치가 필요함을 확인했다.</w:t>
+              <w:t>[매일] 정기 점검 자동 생성 건이다.</w:t>
             </w:r>
           </w:p>
         </w:tc>
@@ -4269,7 +4275,6 @@
                 <w:sz w:val="12"/>
                 <w:szCs w:val="12"/>
               </w:rPr>
-              <w:t>비상구 및 대피로 장애물 점검을 실시했다.</w:t>
             </w:r>
           </w:p>
         </w:tc>
@@ -4311,7 +4316,6 @@
                 <w:sz w:val="12"/>
                 <w:szCs w:val="12"/>
               </w:rPr>
-              <w:t>A동 복도</w:t>
             </w:r>
           </w:p>
         </w:tc>
@@ -4357,7 +4361,6 @@
                 <w:sz w:val="12"/>
                 <w:szCs w:val="12"/>
               </w:rPr>
-              <w:t>2026-07-31 10:17:09</w:t>
             </w:r>
           </w:p>
         </w:tc>
@@ -4399,7 +4402,6 @@
                 <w:sz w:val="12"/>
                 <w:szCs w:val="12"/>
               </w:rPr>
-              <w:t>작업자10</w:t>
             </w:r>
           </w:p>
         </w:tc>
@@ -4441,7 +4443,6 @@
                 <w:sz w:val="12"/>
                 <w:szCs w:val="12"/>
               </w:rPr>
-              <w:t>조치를 완료했다.</w:t>
             </w:r>
           </w:p>
         </w:tc>
@@ -4483,7 +4484,6 @@
                 <w:sz w:val="12"/>
                 <w:szCs w:val="12"/>
               </w:rPr>
-              <w:t>http://127.0.0.1:8000/static/uploads/board_1785227802.jpg</w:t>
             </w:r>
           </w:p>
         </w:tc>
@@ -4525,7 +4525,6 @@
                 <w:sz w:val="12"/>
                 <w:szCs w:val="12"/>
               </w:rPr>
-              <w:t>판교관리자</w:t>
             </w:r>
           </w:p>
         </w:tc>
@@ -4567,7 +4566,6 @@
                 <w:sz w:val="12"/>
                 <w:szCs w:val="12"/>
               </w:rPr>
-              <w:t>점검이력</w:t>
             </w:r>
           </w:p>
         </w:tc>
